--- a/הַסֵּפֶר/הַתּוֹרָה/01 בראשית/38 בראשית לח.docx
+++ b/הַסֵּפֶר/הַתּוֹרָה/01 בראשית/38 בראשית לח.docx
@@ -41,7 +41,7 @@
           <w:pgNumType w:start="1"/>
         </w:sectPr>
       </w:pPr>
-      <w:bookmarkStart w:colFirst="0" w:colLast="0" w:name="_um6smer187q1" w:id="0"/>
+      <w:bookmarkStart w:colFirst="0" w:colLast="0" w:name="_4hsyxynehiez" w:id="0"/>
       <w:bookmarkEnd w:id="0"/>
       <w:r>
         <w:rPr>

--- a/הַסֵּפֶר/הַתּוֹרָה/01 בראשית/38 בראשית לח.docx
+++ b/הַסֵּפֶר/הַתּוֹרָה/01 בראשית/38 בראשית לח.docx
@@ -41,7 +41,7 @@
           <w:pgNumType w:start="1"/>
         </w:sectPr>
       </w:pPr>
-      <w:bookmarkStart w:colFirst="0" w:colLast="0" w:name="_4hsyxynehiez" w:id="0"/>
+      <w:bookmarkStart w:colFirst="0" w:colLast="0" w:name="_22vmdbrc65c8" w:id="0"/>
       <w:bookmarkEnd w:id="0"/>
       <w:r>
         <w:rPr>

--- a/הַסֵּפֶר/הַתּוֹרָה/01 בראשית/38 בראשית לח.docx
+++ b/הַסֵּפֶר/הַתּוֹרָה/01 בראשית/38 בראשית לח.docx
@@ -41,7 +41,7 @@
           <w:pgNumType w:start="1"/>
         </w:sectPr>
       </w:pPr>
-      <w:bookmarkStart w:colFirst="0" w:colLast="0" w:name="_22vmdbrc65c8" w:id="0"/>
+      <w:bookmarkStart w:colFirst="0" w:colLast="0" w:name="_idv13xaela9u" w:id="0"/>
       <w:bookmarkEnd w:id="0"/>
       <w:r>
         <w:rPr>
